--- a/(e)CRF/Per protocolnaam/18_Patient Education and Skills Training Log.docx
+++ b/(e)CRF/Per protocolnaam/18_Patient Education and Skills Training Log.docx
@@ -26,7 +26,7 @@
           <w:szCs w:val="28"/>
           <w:lang w:val="en-US"/>
         </w:rPr>
-        <w:t>Appendix</w:t>
+        <w:t>eCRF Document 18: Patient Education and Skills Training Log</w:t>
       </w:r>
       <w:r>
         <w:rPr>
@@ -37,7 +37,6 @@
           <w:szCs w:val="28"/>
           <w:lang w:val="en-US"/>
         </w:rPr>
-        <w:t xml:space="preserve"> 1</w:t>
       </w:r>
       <w:r>
         <w:rPr>
@@ -48,7 +47,6 @@
           <w:szCs w:val="28"/>
           <w:lang w:val="en-US"/>
         </w:rPr>
-        <w:t>8</w:t>
       </w:r>
       <w:r>
         <w:rPr>
@@ -59,7 +57,6 @@
           <w:szCs w:val="28"/>
           <w:lang w:val="en-US"/>
         </w:rPr>
-        <w:t xml:space="preserve">: </w:t>
       </w:r>
       <w:r>
         <w:rPr>
@@ -70,7 +67,6 @@
           <w:szCs w:val="28"/>
           <w:lang w:val="en-US"/>
         </w:rPr>
-        <w:t>Patient Education and Skills Training Log</w:t>
       </w:r>
       <w:r>
         <w:rPr>
@@ -81,7 +77,6 @@
           <w:szCs w:val="28"/>
           <w:lang w:val="en-US"/>
         </w:rPr>
-        <w:br/>
       </w:r>
       <w:r>
         <w:rPr>
@@ -92,7 +87,6 @@
           <w:szCs w:val="24"/>
           <w:lang w:val="en-GB"/>
         </w:rPr>
-        <w:t>Studie-</w:t>
       </w:r>
       <w:proofErr w:type="spellStart"/>
       <w:r>
@@ -104,7 +98,6 @@
           <w:szCs w:val="24"/>
           <w:lang w:val="en-GB"/>
         </w:rPr>
-        <w:t>informatie</w:t>
       </w:r>
       <w:proofErr w:type="spellEnd"/>
     </w:p>
